--- a/Templates/executive-reporting/cra-assessment-report-template-v3.docx
+++ b/Templates/executive-reporting/cra-assessment-report-template-v3.docx
@@ -2,6 +2,228 @@
 <file path=word/document.xml><?xml version="1.0" encoding="utf-8"?>
 <w:document xmlns:wpc="http://schemas.microsoft.com/office/word/2010/wordprocessingCanvas" xmlns:cx="http://schemas.microsoft.com/office/drawing/2014/chartex" xmlns:cx1="http://schemas.microsoft.com/office/drawing/2015/9/8/chartex" xmlns:cx2="http://schemas.microsoft.com/office/drawing/2015/10/21/chartex" xmlns:cx3="http://schemas.microsoft.com/office/drawing/2016/5/9/chartex" xmlns:cx4="http://schemas.microsoft.com/office/drawing/2016/5/10/chartex" xmlns:cx5="http://schemas.microsoft.com/office/drawing/2016/5/11/chartex" xmlns:cx6="http://schemas.microsoft.com/office/drawing/2016/5/12/chartex" xmlns:cx7="http://schemas.microsoft.com/office/drawing/2016/5/13/chartex" xmlns:cx8="http://schemas.microsoft.com/office/drawing/2016/5/14/chartex" xmlns:mc="http://schemas.openxmlformats.org/markup-compatibility/2006" xmlns:aink="http://schemas.microsoft.com/office/drawing/2016/ink" xmlns:am3d="http://schemas.microsoft.com/office/drawing/2017/model3d" xmlns:o="urn:schemas-microsoft-com:office:office" xmlns:oel="http://schemas.microsoft.com/office/2019/extlst" xmlns:r="http://schemas.openxmlformats.org/officeDocument/2006/relationships" xmlns:m="http://schemas.openxmlformats.org/officeDocument/2006/math" xmlns:v="urn:schemas-microsoft-com:vml" xmlns:wp14="http://schemas.microsoft.com/office/word/2010/wordprocessingDrawing" xmlns:wp="http://schemas.openxmlformats.org/drawingml/2006/wordprocessingDrawing" xmlns:w10="urn:schemas-microsoft-com:office:word" xmlns:w="http://schemas.openxmlformats.org/wordprocessingml/2006/main" xmlns:w14="http://schemas.microsoft.com/office/word/2010/wordml" xmlns:w15="http://schemas.microsoft.com/office/word/2012/wordml" xmlns:w16cex="http://schemas.microsoft.com/office/word/2018/wordml/cex" xmlns:w16cid="http://schemas.microsoft.com/office/word/2016/wordml/cid" xmlns:w16="http://schemas.microsoft.com/office/word/2018/wordml" xmlns:w16du="http://schemas.microsoft.com/office/word/2023/wordml/word16du" xmlns:w16sdtdh="http://schemas.microsoft.com/office/word/2020/wordml/sdtdatahash" xmlns:w16sdtfl="http://schemas.microsoft.com/office/word/2024/wordml/sdtformatlock" xmlns:w16se="http://schemas.microsoft.com/office/word/2015/wordml/symex" xmlns:wpg="http://schemas.microsoft.com/office/word/2010/wordprocessingGroup" xmlns:wpi="http://schemas.microsoft.com/office/word/2010/wordprocessingInk" xmlns:wne="http://schemas.microsoft.com/office/word/2006/wordml" xmlns:wps="http://schemas.microsoft.com/office/word/2010/wordprocessingShape" mc:Ignorable="w14 w15 w16se w16cid w16 w16cex w16sdtdh w16sdtfl w16du wp14">
   <w:body>
+    <w:tbl>
+      <w:tblPr>
+        <w:tblStyle w:val="LightShading"/>
+        <w:tblW w:type="auto" w:w="0"/>
+        <w:tblLook w:firstColumn="1" w:firstRow="1" w:lastColumn="0" w:lastRow="0" w:noHBand="0" w:noVBand="1" w:val="04A0"/>
+      </w:tblPr>
+      <w:tblGrid>
+        <w:gridCol w:w="5184"/>
+        <w:gridCol w:w="5184"/>
+      </w:tblGrid>
+      <w:tr>
+        <w:tc>
+          <w:tcPr>
+            <w:tcW w:type="dxa" w:w="10368"/>
+            <w:gridSpan w:val="2"/>
+          </w:tcPr>
+          <w:p>
+            <w:r>
+              <w:rPr>
+                <w:b/>
+                <w:color w:val="E31C3D"/>
+              </w:rPr>
+              <w:t>DOCUMENT INFORMATION</w:t>
+            </w:r>
+          </w:p>
+        </w:tc>
+      </w:tr>
+      <w:tr>
+        <w:tc>
+          <w:tcPr>
+            <w:tcW w:type="dxa" w:w="5184"/>
+          </w:tcPr>
+          <w:p>
+            <w:r>
+              <w:rPr>
+                <w:b/>
+              </w:rPr>
+              <w:t>Document Purpose:</w:t>
+            </w:r>
+          </w:p>
+        </w:tc>
+        <w:tc>
+          <w:tcPr>
+            <w:tcW w:type="dxa" w:w="5184"/>
+          </w:tcPr>
+          <w:p>
+            <w:r>
+              <w:t>The primary written deliverable of the CRA engagement. Delivered to the customer CTO/CIO at Phase 3 completion. Must be board-quality.</w:t>
+            </w:r>
+          </w:p>
+        </w:tc>
+      </w:tr>
+      <w:tr>
+        <w:tc>
+          <w:tcPr>
+            <w:tcW w:type="dxa" w:w="5184"/>
+          </w:tcPr>
+          <w:p>
+            <w:r>
+              <w:rPr>
+                <w:b/>
+              </w:rPr>
+              <w:t>CRA Phase:</w:t>
+            </w:r>
+          </w:p>
+        </w:tc>
+        <w:tc>
+          <w:tcPr>
+            <w:tcW w:type="dxa" w:w="5184"/>
+          </w:tcPr>
+          <w:p>
+            <w:r>
+              <w:t>Phase 3: Hyperscaler Evaluation -- Customer Deliverable</w:t>
+            </w:r>
+          </w:p>
+        </w:tc>
+      </w:tr>
+      <w:tr>
+        <w:tc>
+          <w:tcPr>
+            <w:tcW w:type="dxa" w:w="5184"/>
+          </w:tcPr>
+          <w:p>
+            <w:r>
+              <w:rPr>
+                <w:b/>
+              </w:rPr>
+              <w:t>Target Audience:</w:t>
+            </w:r>
+          </w:p>
+        </w:tc>
+        <w:tc>
+          <w:tcPr>
+            <w:tcW w:type="dxa" w:w="5184"/>
+          </w:tcPr>
+          <w:p>
+            <w:r>
+              <w:t>Customer CTO, CIO, IT Director + Rackspace Delivery Team</w:t>
+            </w:r>
+          </w:p>
+        </w:tc>
+      </w:tr>
+      <w:tr>
+        <w:tc>
+          <w:tcPr>
+            <w:tcW w:type="dxa" w:w="5184"/>
+          </w:tcPr>
+          <w:p>
+            <w:r>
+              <w:rPr>
+                <w:b/>
+              </w:rPr>
+              <w:t>When to Complete:</w:t>
+            </w:r>
+          </w:p>
+        </w:tc>
+        <w:tc>
+          <w:tcPr>
+            <w:tcW w:type="dxa" w:w="5184"/>
+          </w:tcPr>
+          <w:p>
+            <w:r>
+              <w:t>Phase 3 weeks 2-3; final review in Phase 4 before Part 2 SOW</w:t>
+            </w:r>
+          </w:p>
+        </w:tc>
+      </w:tr>
+      <w:tr>
+        <w:tc>
+          <w:tcPr>
+            <w:tcW w:type="dxa" w:w="5184"/>
+          </w:tcPr>
+          <w:p>
+            <w:r>
+              <w:rPr>
+                <w:b/>
+              </w:rPr>
+              <w:t>Est. Time to Fill:</w:t>
+            </w:r>
+          </w:p>
+        </w:tc>
+        <w:tc>
+          <w:tcPr>
+            <w:tcW w:type="dxa" w:w="5184"/>
+          </w:tcPr>
+          <w:p>
+            <w:r>
+              <w:t>16-24 hours (spread across Phases 2-3); 40-60 pages when complete</w:t>
+            </w:r>
+          </w:p>
+        </w:tc>
+      </w:tr>
+      <w:tr>
+        <w:tc>
+          <w:tcPr>
+            <w:tcW w:type="dxa" w:w="5184"/>
+          </w:tcPr>
+          <w:p>
+            <w:r>
+              <w:rPr>
+                <w:b/>
+              </w:rPr>
+              <w:t>Template Version:</w:t>
+            </w:r>
+          </w:p>
+        </w:tc>
+        <w:tc>
+          <w:tcPr>
+            <w:tcW w:type="dxa" w:w="5184"/>
+          </w:tcPr>
+          <w:p>
+            <w:r>
+              <w:t>v3.0</w:t>
+            </w:r>
+          </w:p>
+        </w:tc>
+      </w:tr>
+      <w:tr>
+        <w:tc>
+          <w:tcPr>
+            <w:tcW w:type="dxa" w:w="10368"/>
+            <w:gridSpan w:val="2"/>
+          </w:tcPr>
+          <w:p>
+            <w:r>
+              <w:rPr>
+                <w:b/>
+              </w:rPr>
+              <w:t>WHAT TO CUSTOMISE</w:t>
+              <w:br/>
+              <w:t>- Replace all [Customer Name] placeholders (30+ instances throughout document)</w:t>
+              <w:br/>
+              <w:t>- Replace all financial figures with your TCO model outputs</w:t>
+              <w:br/>
+              <w:t>- Section 15 (Recommendation): confirm it comes AFTER sections 10-14</w:t>
+              <w:br/>
+              <w:t>- Update partner funding table (Section 13) with your AMM/MAP/PSO actuals</w:t>
+              <w:br/>
+              <w:t>- Remove sections marked [IF APPLICABLE] that do not apply</w:t>
+            </w:r>
+          </w:p>
+        </w:tc>
+      </w:tr>
+      <w:tr>
+        <w:tc>
+          <w:tcPr>
+            <w:tcW w:type="dxa" w:w="10368"/>
+            <w:gridSpan w:val="2"/>
+          </w:tcPr>
+          <w:p>
+            <w:r>
+              <w:rPr>
+                <w:b/>
+                <w:color w:val="E31C3D"/>
+              </w:rPr>
+              <w:t>IMPORTANT: The Recommendation section (Section 15) must appear AFTER the TCO Analysis, Licensing Overlay, Partner Funding, and Hyperscaler Scoring sections (Sections 10-14). A recommendation that precedes the evidence will be perceived as pre-determined. See docs/DMG-MEDIA-UK-LESSONS-LEARNED.md Lesson 9.</w:t>
+            </w:r>
+          </w:p>
+        </w:tc>
+      </w:tr>
+    </w:tbl>
+    <w:p/>
     <w:p>
       <w:pPr>
         <w:rPr>
@@ -19,6 +241,474 @@
         <w:t>[CLIENT_NAME]</w:t>
       </w:r>
     </w:p>
+    <w:p/>
+    <w:p>
+      <w:pPr>
+        <w:pStyle w:val="Heading1"/>
+      </w:pPr>
+      <w:r>
+        <w:rPr>
+          <w:color w:val="E31C3D"/>
+        </w:rPr>
+        <w:t>[CUSTOMER NAME] Cloud Readiness Assessment -- Executive Summary</w:t>
+      </w:r>
+    </w:p>
+    <w:p>
+      <w:pPr/>
+      <w:r>
+        <w:rPr>
+          <w:b/>
+          <w:i w:val="0"/>
+        </w:rPr>
+        <w:t>Prepared by Rackspace Technology  |  [DATE]  |  CONFIDENTIAL</w:t>
+      </w:r>
+    </w:p>
+    <w:p>
+      <w:pPr/>
+      <w:r>
+        <w:rPr>
+          <w:b w:val="0"/>
+          <w:i w:val="0"/>
+        </w:rPr>
+        <w:t>====================================================================</w:t>
+      </w:r>
+    </w:p>
+    <w:p/>
+    <w:p>
+      <w:pPr>
+        <w:pStyle w:val="Heading2"/>
+      </w:pPr>
+      <w:r>
+        <w:rPr>
+          <w:color w:val="E31C3D"/>
+        </w:rPr>
+        <w:t>SCOPE ASSESSED</w:t>
+      </w:r>
+    </w:p>
+    <w:p>
+      <w:pPr/>
+      <w:r>
+        <w:rPr>
+          <w:b w:val="0"/>
+          <w:i w:val="0"/>
+        </w:rPr>
+        <w:t>[NUMBER] applications | [NUMBER] VMs | [NUMBER] data centre(s) | [DURATION]-week assessment</w:t>
+      </w:r>
+    </w:p>
+    <w:p/>
+    <w:p>
+      <w:pPr>
+        <w:pStyle w:val="Heading2"/>
+      </w:pPr>
+      <w:r>
+        <w:rPr>
+          <w:color w:val="E31C3D"/>
+        </w:rPr>
+        <w:t>KEY FINDINGS</w:t>
+      </w:r>
+    </w:p>
+    <w:p>
+      <w:pPr>
+        <w:pStyle w:val="ListBullet"/>
+      </w:pPr>
+      <w:r>
+        <w:t>[Finding 1: e.g., 39% on-premises cost reduction achievable]</w:t>
+      </w:r>
+    </w:p>
+    <w:p>
+      <w:pPr>
+        <w:pStyle w:val="ListBullet"/>
+      </w:pPr>
+      <w:r>
+        <w:t>[Finding 2: e.g., 340+ servers running EoL OS; ESU cost avoided in cloud]</w:t>
+      </w:r>
+    </w:p>
+    <w:p>
+      <w:pPr>
+        <w:pStyle w:val="ListBullet"/>
+      </w:pPr>
+      <w:r>
+        <w:t>[Finding 3: e.g., [X] SQL Server + [X] Windows Server AHB-eligible -- saving Xm/yr]</w:t>
+      </w:r>
+    </w:p>
+    <w:p>
+      <w:pPr>
+        <w:pStyle w:val="ListBullet"/>
+      </w:pPr>
+      <w:r>
+        <w:t>[Finding 4: e.g., [X] Oracle RAC clusters identified; Oracle practice engaged]</w:t>
+      </w:r>
+    </w:p>
+    <w:p>
+      <w:pPr>
+        <w:pStyle w:val="ListBullet"/>
+      </w:pPr>
+      <w:r>
+        <w:t>[Finding 5: e.g., [X]% of estate assessed as Cloud Ready or Cloud Friendly]</w:t>
+      </w:r>
+    </w:p>
+    <w:p/>
+    <w:p>
+      <w:pPr>
+        <w:pStyle w:val="Heading2"/>
+      </w:pPr>
+      <w:r>
+        <w:rPr>
+          <w:color w:val="E31C3D"/>
+        </w:rPr>
+        <w:t>RECOMMENDATION</w:t>
+      </w:r>
+    </w:p>
+    <w:p>
+      <w:pPr/>
+      <w:r>
+        <w:rPr>
+          <w:b/>
+        </w:rPr>
+        <w:t xml:space="preserve">Primary cloud: </w:t>
+      </w:r>
+      <w:r>
+        <w:t>[HYPERSCALER] ([REGION])</w:t>
+      </w:r>
+    </w:p>
+    <w:p>
+      <w:pPr/>
+      <w:r>
+        <w:rPr>
+          <w:b/>
+        </w:rPr>
+        <w:t xml:space="preserve">Rationale: </w:t>
+      </w:r>
+      <w:r>
+        <w:t>[3 sentences. Must reference TCO saving %, licensing advantage, and compliance alignment. Do NOT name the hyperscaler above without citing these three evidence sources.]</w:t>
+      </w:r>
+    </w:p>
+    <w:p>
+      <w:pPr/>
+      <w:r>
+        <w:rPr>
+          <w:b/>
+        </w:rPr>
+        <w:t xml:space="preserve">Secondary (DR / specific workloads): </w:t>
+      </w:r>
+      <w:r>
+        <w:t>[HYPERSCALER]</w:t>
+      </w:r>
+    </w:p>
+    <w:p/>
+    <w:p>
+      <w:pPr>
+        <w:pStyle w:val="Heading2"/>
+      </w:pPr>
+      <w:r>
+        <w:rPr>
+          <w:color w:val="E31C3D"/>
+        </w:rPr>
+        <w:t>THREE-YEAR FINANCIAL SUMMARY</w:t>
+      </w:r>
+    </w:p>
+    <w:tbl>
+      <w:tblPr>
+        <w:tblStyle w:val="TableGrid"/>
+        <w:tblW w:type="auto" w:w="0"/>
+        <w:tblLook w:firstColumn="1" w:firstRow="1" w:lastColumn="0" w:lastRow="0" w:noHBand="0" w:noVBand="1" w:val="04A0"/>
+      </w:tblPr>
+      <w:tblGrid>
+        <w:gridCol w:w="5184"/>
+        <w:gridCol w:w="5184"/>
+      </w:tblGrid>
+      <w:tr>
+        <w:tc>
+          <w:tcPr>
+            <w:tcW w:type="dxa" w:w="5184"/>
+          </w:tcPr>
+          <w:p>
+            <w:r>
+              <w:rPr>
+                <w:b/>
+              </w:rPr>
+              <w:t>On-premises status quo:</w:t>
+            </w:r>
+          </w:p>
+        </w:tc>
+        <w:tc>
+          <w:tcPr>
+            <w:tcW w:type="dxa" w:w="5184"/>
+          </w:tcPr>
+          <w:p>
+            <w:r>
+              <w:t>£ [X]M  (incl. ESU, hardware refresh, maintenance)</w:t>
+            </w:r>
+          </w:p>
+        </w:tc>
+      </w:tr>
+      <w:tr>
+        <w:tc>
+          <w:tcPr>
+            <w:tcW w:type="dxa" w:w="5184"/>
+          </w:tcPr>
+          <w:p>
+            <w:r>
+              <w:rPr>
+                <w:b/>
+              </w:rPr>
+              <w:t>[Primary cloud] (3yr RI + AHB/BYOL):</w:t>
+            </w:r>
+          </w:p>
+        </w:tc>
+        <w:tc>
+          <w:tcPr>
+            <w:tcW w:type="dxa" w:w="5184"/>
+          </w:tcPr>
+          <w:p>
+            <w:r>
+              <w:t>£ [X]M</w:t>
+            </w:r>
+          </w:p>
+        </w:tc>
+      </w:tr>
+      <w:tr>
+        <w:tc>
+          <w:tcPr>
+            <w:tcW w:type="dxa" w:w="5184"/>
+          </w:tcPr>
+          <w:p>
+            <w:r>
+              <w:rPr>
+                <w:b/>
+              </w:rPr>
+              <w:t>Saving:</w:t>
+            </w:r>
+          </w:p>
+        </w:tc>
+        <w:tc>
+          <w:tcPr>
+            <w:tcW w:type="dxa" w:w="5184"/>
+          </w:tcPr>
+          <w:p>
+            <w:r>
+              <w:t>£ [X]M  ( [X]% )</w:t>
+            </w:r>
+          </w:p>
+        </w:tc>
+      </w:tr>
+      <w:tr>
+        <w:tc>
+          <w:tcPr>
+            <w:tcW w:type="dxa" w:w="5184"/>
+          </w:tcPr>
+          <w:p>
+            <w:r>
+              <w:rPr>
+                <w:b/>
+              </w:rPr>
+              <w:t>Partner funding identified:</w:t>
+            </w:r>
+          </w:p>
+        </w:tc>
+        <w:tc>
+          <w:tcPr>
+            <w:tcW w:type="dxa" w:w="5184"/>
+          </w:tcPr>
+          <w:p>
+            <w:r>
+              <w:t>£ [X]M - £ [X]M  (AMM/MAP/PSO)</w:t>
+            </w:r>
+          </w:p>
+        </w:tc>
+      </w:tr>
+    </w:tbl>
+    <w:p/>
+    <w:p>
+      <w:pPr>
+        <w:pStyle w:val="Heading2"/>
+      </w:pPr>
+      <w:r>
+        <w:rPr>
+          <w:color w:val="E31C3D"/>
+        </w:rPr>
+        <w:t>NEXT STEPS -- PART 2 ENGAGEMENT</w:t>
+      </w:r>
+    </w:p>
+    <w:p>
+      <w:pPr/>
+      <w:r>
+        <w:rPr>
+          <w:b w:val="0"/>
+          <w:i w:val="0"/>
+        </w:rPr>
+        <w:t>[Part 2 scope: 2-3 sentences describing the migration and modernisation engagement. Reference the primary cloud, wave plan structure, and any specialist workstreams (Oracle RAC, landing zone design, DC exit roadmap).]</w:t>
+      </w:r>
+    </w:p>
+    <w:p>
+      <w:pPr/>
+      <w:r>
+        <w:rPr>
+          <w:b/>
+        </w:rPr>
+        <w:t xml:space="preserve">Indicative investment: </w:t>
+      </w:r>
+      <w:r>
+        <w:t>[RANGE]</w:t>
+      </w:r>
+    </w:p>
+    <w:p>
+      <w:pPr/>
+      <w:r>
+        <w:rPr>
+          <w:b/>
+        </w:rPr>
+        <w:t xml:space="preserve">Target start: </w:t>
+      </w:r>
+      <w:r>
+        <w:t>[DATE]</w:t>
+      </w:r>
+    </w:p>
+    <w:p>
+      <w:pPr/>
+      <w:r>
+        <w:rPr>
+          <w:b w:val="0"/>
+          <w:i w:val="0"/>
+        </w:rPr>
+        <w:t>====================================================================</w:t>
+      </w:r>
+    </w:p>
+    <w:p>
+      <w:pPr/>
+      <w:r>
+        <w:rPr>
+          <w:b/>
+        </w:rPr>
+        <w:t xml:space="preserve">Engagement Lead: </w:t>
+      </w:r>
+      <w:r>
+        <w:t>[NAME]  |  [EMAIL]  |  [PHONE]</w:t>
+      </w:r>
+    </w:p>
+    <w:p/>
+    <w:p>
+      <w:pPr>
+        <w:pStyle w:val="Heading2"/>
+      </w:pPr>
+      <w:r>
+        <w:rPr>
+          <w:color w:val="C05000"/>
+        </w:rPr>
+        <w:t>[WORKED EXAMPLE -- DMG Media UK -- Remove this section before sending to customer]</w:t>
+      </w:r>
+    </w:p>
+    <w:p>
+      <w:pPr>
+        <w:pStyle w:val="ListBullet"/>
+      </w:pPr>
+      <w:r>
+        <w:rPr>
+          <w:sz w:val="18"/>
+        </w:rPr>
+        <w:t>Scope: 280 applications | 4,212 VMs | 2 data centres (Docklands + Sovereign House) | 16-week assessment</w:t>
+      </w:r>
+    </w:p>
+    <w:p>
+      <w:pPr>
+        <w:pStyle w:val="ListBullet"/>
+      </w:pPr>
+      <w:r>
+        <w:rPr>
+          <w:sz w:val="18"/>
+        </w:rPr>
+        <w:t>Finding 1: 39% total cost reduction achievable on Azure (3yr RI + AHB applied)</w:t>
+      </w:r>
+    </w:p>
+    <w:p>
+      <w:pPr>
+        <w:pStyle w:val="ListBullet"/>
+      </w:pPr>
+      <w:r>
+        <w:rPr>
+          <w:sz w:val="18"/>
+        </w:rPr>
+        <w:t>Finding 2: 340+ servers running Windows Server 2012 EoL OS; Azure Extended Security Updates included free</w:t>
+      </w:r>
+    </w:p>
+    <w:p>
+      <w:pPr>
+        <w:pStyle w:val="ListBullet"/>
+      </w:pPr>
+      <w:r>
+        <w:rPr>
+          <w:sz w:val="18"/>
+        </w:rPr>
+        <w:t>Finding 3: 1,200+ Windows Server + 347 SQL Server licences AHB-eligible; estimated saving Xm/yr</w:t>
+      </w:r>
+    </w:p>
+    <w:p>
+      <w:pPr>
+        <w:pStyle w:val="ListBullet"/>
+      </w:pPr>
+      <w:r>
+        <w:rPr>
+          <w:sz w:val="18"/>
+        </w:rPr>
+        <w:t>Finding 4: 18 Oracle RAC clusters identified; Oracle practice engagement underway</w:t>
+      </w:r>
+    </w:p>
+    <w:p>
+      <w:pPr>
+        <w:pStyle w:val="ListBullet"/>
+      </w:pPr>
+      <w:r>
+        <w:rPr>
+          <w:sz w:val="18"/>
+        </w:rPr>
+        <w:t>Finding 5: 75% of estate assessed as Cloud Ready or Cloud Friendly</w:t>
+      </w:r>
+    </w:p>
+    <w:p>
+      <w:pPr>
+        <w:pStyle w:val="ListBullet"/>
+      </w:pPr>
+      <w:r>
+        <w:rPr>
+          <w:sz w:val="18"/>
+        </w:rPr>
+        <w:t>Recommendation: Microsoft Azure (UK South primary / UK West DR)</w:t>
+      </w:r>
+    </w:p>
+    <w:p>
+      <w:pPr>
+        <w:pStyle w:val="ListBullet"/>
+      </w:pPr>
+      <w:r>
+        <w:rPr>
+          <w:sz w:val="18"/>
+        </w:rPr>
+        <w:t>Rationale: Azure delivers 39% 3yr TCO saving vs 30% AWS / 34% GCP, driven by AHB on the Windows/SQL estate. Azure UK South holds FCA, ISO 27001, SOC 2 Type II, UK data residency compliance. Microsoft EA and Unified Support provide commercial continuity.</w:t>
+      </w:r>
+    </w:p>
+    <w:p>
+      <w:pPr>
+        <w:pStyle w:val="ListBullet"/>
+      </w:pPr>
+      <w:r>
+        <w:rPr>
+          <w:sz w:val="18"/>
+        </w:rPr>
+        <w:t>Partner funding: £800K - £1.2M (Microsoft AMM confirmed eligible; deal registration initiated Phase 1 Week 3)</w:t>
+      </w:r>
+    </w:p>
+    <w:p>
+      <w:pPr>
+        <w:pStyle w:val="ListBullet"/>
+      </w:pPr>
+      <w:r>
+        <w:rPr>
+          <w:sz w:val="18"/>
+        </w:rPr>
+        <w:t>Part 2 scope: Landing Zone design, migration factory engagement, Wave 0 PoC (50 VMs), Oracle RAC modernisation planning, DC exit roadmap</w:t>
+      </w:r>
+    </w:p>
+    <w:p/>
     <w:p>
       <w:pPr>
         <w:rPr>
@@ -27776,6 +28466,346 @@
       <w:cols w:space="720"/>
       <w:docGrid w:linePitch="360"/>
     </w:sectPr>
+    <w:p>
+      <w:pPr/>
+      <w:r>
+        <w:rPr>
+          <w:b/>
+          <w:i/>
+        </w:rPr>
+        <w:t>--- SECTIONS BELOW ADDED BY AUDIT SCRIPT (complete with engagement data) ---</w:t>
+      </w:r>
+    </w:p>
+    <w:p/>
+    <w:p>
+      <w:pPr>
+        <w:pStyle w:val="Heading1"/>
+      </w:pPr>
+      <w:r>
+        <w:rPr>
+          <w:color w:val="E31C3D"/>
+        </w:rPr>
+        <w:t>1. Engagement Scope</w:t>
+      </w:r>
+    </w:p>
+    <w:p>
+      <w:pPr/>
+      <w:r>
+        <w:rPr>
+          <w:b w:val="0"/>
+          <w:i/>
+        </w:rPr>
+        <w:t>[PLACEHOLDER: Complete this section with actual engagement data. See Templates/executive-reporting/REPORTING-TEMPLATES-AUDIT-SPEC.md for content guidance on '1. Engagement Scope'.]</w:t>
+      </w:r>
+    </w:p>
+    <w:p/>
+    <w:p>
+      <w:pPr>
+        <w:pStyle w:val="Heading1"/>
+      </w:pPr>
+      <w:r>
+        <w:rPr>
+          <w:color w:val="E31C3D"/>
+        </w:rPr>
+        <w:t>3. Infrastructure Discovery Summary</w:t>
+      </w:r>
+    </w:p>
+    <w:p>
+      <w:pPr/>
+      <w:r>
+        <w:rPr>
+          <w:b w:val="0"/>
+          <w:i/>
+        </w:rPr>
+        <w:t>[PLACEHOLDER: Complete this section with actual engagement data. See Templates/executive-reporting/REPORTING-TEMPLATES-AUDIT-SPEC.md for content guidance on '3. Infrastructure Discovery Summary'.]</w:t>
+      </w:r>
+    </w:p>
+    <w:p/>
+    <w:p>
+      <w:pPr>
+        <w:pStyle w:val="Heading1"/>
+      </w:pPr>
+      <w:r>
+        <w:rPr>
+          <w:color w:val="E31C3D"/>
+        </w:rPr>
+        <w:t>4. Utilisation Data Summary</w:t>
+      </w:r>
+    </w:p>
+    <w:p>
+      <w:pPr/>
+      <w:r>
+        <w:rPr>
+          <w:b w:val="0"/>
+          <w:i/>
+        </w:rPr>
+        <w:t>[PLACEHOLDER: Complete this section with actual engagement data. See Templates/executive-reporting/REPORTING-TEMPLATES-AUDIT-SPEC.md for content guidance on '4. Utilisation Data Summary'.]</w:t>
+      </w:r>
+    </w:p>
+    <w:p/>
+    <w:p>
+      <w:pPr>
+        <w:pStyle w:val="Heading1"/>
+      </w:pPr>
+      <w:r>
+        <w:rPr>
+          <w:color w:val="E31C3D"/>
+        </w:rPr>
+        <w:t>5. Application Inventory Summary</w:t>
+      </w:r>
+    </w:p>
+    <w:p>
+      <w:pPr/>
+      <w:r>
+        <w:rPr>
+          <w:b w:val="0"/>
+          <w:i/>
+        </w:rPr>
+        <w:t>[PLACEHOLDER: Complete this section with actual engagement data. See Templates/executive-reporting/REPORTING-TEMPLATES-AUDIT-SPEC.md for content guidance on '5. Application Inventory Summary'.]</w:t>
+      </w:r>
+    </w:p>
+    <w:p/>
+    <w:p>
+      <w:pPr>
+        <w:pStyle w:val="Heading1"/>
+      </w:pPr>
+      <w:r>
+        <w:rPr>
+          <w:color w:val="E31C3D"/>
+        </w:rPr>
+        <w:t>6. Dependency Analysis</w:t>
+      </w:r>
+    </w:p>
+    <w:p>
+      <w:pPr/>
+      <w:r>
+        <w:rPr>
+          <w:b w:val="0"/>
+          <w:i/>
+        </w:rPr>
+        <w:t>[PLACEHOLDER: Complete this section with actual engagement data. See Templates/executive-reporting/REPORTING-TEMPLATES-AUDIT-SPEC.md for content guidance on '6. Dependency Analysis'.]</w:t>
+      </w:r>
+    </w:p>
+    <w:p/>
+    <w:p>
+      <w:pPr>
+        <w:pStyle w:val="Heading1"/>
+      </w:pPr>
+      <w:r>
+        <w:rPr>
+          <w:color w:val="E31C3D"/>
+        </w:rPr>
+        <w:t>8. EoL / End-of-Support Analysis</w:t>
+      </w:r>
+    </w:p>
+    <w:p>
+      <w:pPr/>
+      <w:r>
+        <w:rPr>
+          <w:b w:val="0"/>
+          <w:i/>
+        </w:rPr>
+        <w:t>[PLACEHOLDER: Complete this section with actual engagement data. See Templates/executive-reporting/REPORTING-TEMPLATES-AUDIT-SPEC.md for content guidance on '8. EoL / End-of-Support Analysis'.]</w:t>
+      </w:r>
+    </w:p>
+    <w:p/>
+    <w:p>
+      <w:pPr>
+        <w:pStyle w:val="Heading1"/>
+      </w:pPr>
+      <w:r>
+        <w:rPr>
+          <w:color w:val="E31C3D"/>
+        </w:rPr>
+        <w:t>9. Licensing Analysis</w:t>
+      </w:r>
+    </w:p>
+    <w:p>
+      <w:pPr/>
+      <w:r>
+        <w:rPr>
+          <w:b w:val="0"/>
+          <w:i/>
+        </w:rPr>
+        <w:t>[PLACEHOLDER: Complete this section with actual engagement data. See Templates/executive-reporting/REPORTING-TEMPLATES-AUDIT-SPEC.md for content guidance on '9. Licensing Analysis'.]</w:t>
+      </w:r>
+    </w:p>
+    <w:p/>
+    <w:p>
+      <w:pPr>
+        <w:pStyle w:val="Heading1"/>
+      </w:pPr>
+      <w:r>
+        <w:rPr>
+          <w:color w:val="E31C3D"/>
+        </w:rPr>
+        <w:t>10. Cloud Comparison</w:t>
+      </w:r>
+    </w:p>
+    <w:p>
+      <w:pPr/>
+      <w:r>
+        <w:rPr>
+          <w:b w:val="0"/>
+          <w:i/>
+        </w:rPr>
+        <w:t>[PLACEHOLDER: Complete this section with actual engagement data. See Templates/executive-reporting/REPORTING-TEMPLATES-AUDIT-SPEC.md for content guidance on '10. Cloud Comparison'.]</w:t>
+      </w:r>
+    </w:p>
+    <w:p/>
+    <w:p>
+      <w:pPr>
+        <w:pStyle w:val="Heading1"/>
+      </w:pPr>
+      <w:r>
+        <w:rPr>
+          <w:color w:val="E31C3D"/>
+        </w:rPr>
+        <w:t>12. Licensing Overlay</w:t>
+      </w:r>
+    </w:p>
+    <w:p>
+      <w:pPr/>
+      <w:r>
+        <w:rPr>
+          <w:b w:val="0"/>
+          <w:i/>
+        </w:rPr>
+        <w:t>[PLACEHOLDER: Complete this section with actual engagement data. See Templates/executive-reporting/REPORTING-TEMPLATES-AUDIT-SPEC.md for content guidance on '12. Licensing Overlay'.]</w:t>
+      </w:r>
+    </w:p>
+    <w:p/>
+    <w:p>
+      <w:pPr>
+        <w:pStyle w:val="Heading1"/>
+      </w:pPr>
+      <w:r>
+        <w:rPr>
+          <w:color w:val="E31C3D"/>
+        </w:rPr>
+        <w:t>13. Partner Funding</w:t>
+      </w:r>
+    </w:p>
+    <w:p>
+      <w:pPr/>
+      <w:r>
+        <w:rPr>
+          <w:b w:val="0"/>
+          <w:i/>
+        </w:rPr>
+        <w:t>[PLACEHOLDER: Complete this section with actual engagement data. See Templates/executive-reporting/REPORTING-TEMPLATES-AUDIT-SPEC.md for content guidance on '13. Partner Funding'.]</w:t>
+      </w:r>
+    </w:p>
+    <w:p/>
+    <w:p>
+      <w:pPr>
+        <w:pStyle w:val="Heading1"/>
+      </w:pPr>
+      <w:r>
+        <w:rPr>
+          <w:color w:val="E31C3D"/>
+        </w:rPr>
+        <w:t>14. Hyperscaler Scoring Matrix</w:t>
+      </w:r>
+    </w:p>
+    <w:p>
+      <w:pPr/>
+      <w:r>
+        <w:rPr>
+          <w:b w:val="0"/>
+          <w:i/>
+        </w:rPr>
+        <w:t>[PLACEHOLDER: Complete this section with actual engagement data. See Templates/executive-reporting/REPORTING-TEMPLATES-AUDIT-SPEC.md for content guidance on '14. Hyperscaler Scoring Matrix'.]</w:t>
+      </w:r>
+    </w:p>
+    <w:p/>
+    <w:p>
+      <w:pPr>
+        <w:pStyle w:val="Heading1"/>
+      </w:pPr>
+      <w:r>
+        <w:rPr>
+          <w:color w:val="E31C3D"/>
+        </w:rPr>
+        <w:t>16. Migration Approach</w:t>
+      </w:r>
+    </w:p>
+    <w:p>
+      <w:pPr/>
+      <w:r>
+        <w:rPr>
+          <w:b w:val="0"/>
+          <w:i/>
+        </w:rPr>
+        <w:t>[PLACEHOLDER: Complete this section with actual engagement data. See Templates/executive-reporting/REPORTING-TEMPLATES-AUDIT-SPEC.md for content guidance on '16. Migration Approach'.]</w:t>
+      </w:r>
+    </w:p>
+    <w:p/>
+    <w:p>
+      <w:pPr>
+        <w:pStyle w:val="Heading1"/>
+      </w:pPr>
+      <w:r>
+        <w:rPr>
+          <w:color w:val="E31C3D"/>
+        </w:rPr>
+        <w:t>17. Indicative Wave Plan</w:t>
+      </w:r>
+    </w:p>
+    <w:p>
+      <w:pPr/>
+      <w:r>
+        <w:rPr>
+          <w:b w:val="0"/>
+          <w:i/>
+        </w:rPr>
+        <w:t>[PLACEHOLDER: Complete this section with actual engagement data. See Templates/executive-reporting/REPORTING-TEMPLATES-AUDIT-SPEC.md for content guidance on '17. Indicative Wave Plan'.]</w:t>
+      </w:r>
+    </w:p>
+    <w:p/>
+    <w:p>
+      <w:pPr>
+        <w:pStyle w:val="Heading1"/>
+      </w:pPr>
+      <w:r>
+        <w:rPr>
+          <w:color w:val="E31C3D"/>
+        </w:rPr>
+        <w:t>18. Risk Register</w:t>
+      </w:r>
+    </w:p>
+    <w:p>
+      <w:pPr/>
+      <w:r>
+        <w:rPr>
+          <w:b w:val="0"/>
+          <w:i/>
+        </w:rPr>
+        <w:t>[PLACEHOLDER: Complete this section with actual engagement data. See Templates/executive-reporting/REPORTING-TEMPLATES-AUDIT-SPEC.md for content guidance on '18. Risk Register'.]</w:t>
+      </w:r>
+    </w:p>
+    <w:p/>
+    <w:p>
+      <w:pPr>
+        <w:pStyle w:val="Heading1"/>
+      </w:pPr>
+      <w:r>
+        <w:rPr>
+          <w:color w:val="E31C3D"/>
+        </w:rPr>
+        <w:t>20. Part 2 Entry Point</w:t>
+      </w:r>
+    </w:p>
+    <w:p>
+      <w:pPr/>
+      <w:r>
+        <w:rPr>
+          <w:b w:val="0"/>
+          <w:i/>
+        </w:rPr>
+        <w:t>[PLACEHOLDER: Complete this section with actual engagement data. See Templates/executive-reporting/REPORTING-TEMPLATES-AUDIT-SPEC.md for content guidance on '20. Part 2 Entry Point'.]</w:t>
+      </w:r>
+    </w:p>
   </w:body>
 </w:document>
 </file>

--- a/Templates/executive-reporting/cra-assessment-report-template-v3.docx
+++ b/Templates/executive-reporting/cra-assessment-report-template-v3.docx
@@ -40681,7 +40681,7 @@
     </a:clrScheme>
     <a:fontScheme name="Office">
       <a:majorFont>
-        <a:latin typeface="Calibri"/>
+        <a:latin typeface="Aktiv Grotesk"/>
         <a:ea typeface=""/>
         <a:cs typeface=""/>
         <a:font script="Jpan" typeface="ＭＳ ゴシック"/>
@@ -40723,8 +40723,8 @@
         <a:font script="Hang" typeface="맑은 고딕"/>
         <a:font script="Hans" typeface="宋体"/>
         <a:font script="Hant" typeface="新細明體"/>
-        <a:font script="Arab" typeface="Arial"/>
-        <a:font script="Hebr" typeface="Arial"/>
+        <a:font script="Arab" typeface="Aktiv Grotesk"/>
+        <a:font script="Hebr" typeface="Aktiv Grotesk"/>
         <a:font script="Thai" typeface="Cordia New"/>
         <a:font script="Ethi" typeface="Nyala"/>
         <a:font script="Beng" typeface="Vrinda"/>
@@ -40746,7 +40746,7 @@
         <a:font script="Laoo" typeface="DokChampa"/>
         <a:font script="Sinh" typeface="Iskoola Pota"/>
         <a:font script="Mong" typeface="Mongolian Baiti"/>
-        <a:font script="Viet" typeface="Arial"/>
+        <a:font script="Viet" typeface="Aktiv Grotesk"/>
         <a:font script="Uigh" typeface="Microsoft Uighur"/>
         <a:font script="Geor" typeface="Sylfaen"/>
       </a:minorFont>
